--- a/Medical_Intake_OCR_Report_IEEE.docx
+++ b/Medical_Intake_OCR_Report_IEEE.docx
@@ -122,7 +122,7 @@
           <w:sz w:val="20"/>
           <w:szCs w:val="20"/>
         </w:rPr>
-        <w:t xml:space="preserve">Abstract—</w:t>
+        <w:t xml:space="preserve">Abstract. </w:t>
       </w:r>
       <w:r>
         <w:rPr>
@@ -149,7 +149,7 @@
           <w:sz w:val="20"/>
           <w:szCs w:val="20"/>
         </w:rPr>
-        <w:t xml:space="preserve">Index Terms—</w:t>
+        <w:t xml:space="preserve">Index Terms: </w:t>
       </w:r>
       <w:r>
         <w:rPr>
@@ -2252,7 +2252,7 @@
           <w:sz w:val="20"/>
           <w:szCs w:val="20"/>
         </w:rPr>
-        <w:t xml:space="preserve">A leveled design reads handwritten intake forms far more accurately than any single recognizer reaches on its own. The base read pairs a digit classifier with a fine-tuned text recognizer, vocabulary snapping repairs the constrained text fields, and database matching supplies exact identity values once the patient is found. Mean field accuracy rises from 20.8 percent to about 98 percent, and the patient is matched correctly on every held-out form. Just as important, the system knows what it is unsure about and asks for review rather than guessing. Natural next steps are to fine-tune on a wider set of writers, to add a reconciliation step that can accept genuine updates to mutable fields, and to extend the digit classifier to the insurance letters.</w:t>
+        <w:t xml:space="preserve">A leveled design reads handwritten intake forms far more accurately than any single recognizer reaches on its own. The base read pairs a digit classifier with a fine-tuned text recognizer, vocabulary snapping repairs the constrained text fields, and database matching supplies exact identity values once the patient is found. Mean field accuracy rises from 20.8 percent to about 98 percent, and the patient is matched correctly on every held-out form. The system also flags what it is unsure about and asks for review rather than guessing. Natural next steps are to fine-tune on a wider set of writers, to add a reconciliation step that can accept genuine updates to mutable fields, and to extend the digit classifier to the insurance letters.</w:t>
       </w:r>
     </w:p>
     <w:p>
